--- a/MyDocumentConverterMultiOSV10/samples/output/markdown/commonmark_x/docx.docx
+++ b/MyDocumentConverterMultiOSV10/samples/output/markdown/commonmark_x/docx.docx
@@ -114,7 +114,7 @@
       <w:r>
         <w:t xml:space="preserve">, 그리고 </w:t>
       </w:r>
-      <w:hyperlink w:history="1" r:id="rId6-zsaa-tcsi9sc6uibalv">
+      <w:hyperlink w:history="1" r:id="rId2d796lyrk8f_-3qjiolxv">
         <w:r>
           <w:rPr>
             <w:rStyle w:val="Hyperlink"/>
@@ -768,7 +768,7 @@
       <w:r>
         <w:t xml:space="preserve"> 자동 링크 </w:t>
       </w:r>
-      <w:hyperlink w:history="1" r:id="rId4zbnzvq5js5dalb8dhcbq">
+      <w:hyperlink w:history="1" r:id="rIdf1by4uorc25ol0_0kxhd4">
         <w:r>
           <w:rPr>
             <w:rStyle w:val="Hyperlink"/>
@@ -779,7 +779,7 @@
       <w:r>
         <w:t xml:space="preserve"> 와 </w:t>
       </w:r>
-      <w:hyperlink w:history="1" r:id="rIdxqc8ek5lkjmb4edjhqt3y">
+      <w:hyperlink w:history="1" r:id="rIdxf1uydlneooqghy9xonmj">
         <w:r>
           <w:rPr>
             <w:rStyle w:val="Hyperlink"/>
